--- a/papers/prog report/12 - Progress Report_.docx
+++ b/papers/prog report/12 - Progress Report_.docx
@@ -20,12 +20,12 @@
     </w:p>
     <w:p>
       <w:pPr>
+        <w:spacing w:after="20" w:line="30" w:lineRule="exact"/>
         <w:jc w:val="center"/>
         <w:rPr>
           <w:b/>
           <w:bCs/>
         </w:rPr>
-        <w:spacing w:before="0" w:after="20" w:line="30" w:lineRule="exact"/>
       </w:pPr>
     </w:p>
     <w:p>
@@ -43,7 +43,7 @@
           <w:bCs/>
           <w:u w:val="single"/>
         </w:rPr>
-        <w:t xml:space="preserve">Date Covered: Week 12 (August 17-21, 2026)</w:t>
+        <w:t>Date Covered: Week 12 (August 17-21, 2026)</w:t>
       </w:r>
     </w:p>
     <w:p>
@@ -75,6 +75,12 @@
           <w:insideV w:val="single" w:sz="4" w:space="0" w:color="000000"/>
         </w:tblBorders>
         <w:tblLayout w:type="fixed"/>
+        <w:tblCellMar>
+          <w:top w:w="115" w:type="dxa"/>
+          <w:left w:w="108" w:type="dxa"/>
+          <w:bottom w:w="115" w:type="dxa"/>
+          <w:right w:w="108" w:type="dxa"/>
+        </w:tblCellMar>
         <w:tblLook w:val="0400" w:firstRow="0" w:lastRow="0" w:firstColumn="0" w:lastColumn="0" w:noHBand="0" w:noVBand="1"/>
       </w:tblPr>
       <w:tblGrid>
@@ -98,7 +104,7 @@
                 <w:b/>
                 <w:bCs/>
               </w:rPr>
-              <w:t xml:space="preserve">An Integrated Business Intelligence for Sales Forecasting and Inventory Management</w:t>
+              <w:t>An Integrated Business Intelligence for Sales Forecasting and Inventory Management</w:t>
             </w:r>
           </w:p>
         </w:tc>
@@ -106,11 +112,11 @@
     </w:tbl>
     <w:p>
       <w:pPr>
+        <w:spacing w:after="20" w:line="30" w:lineRule="exact"/>
         <w:rPr>
           <w:b/>
           <w:bCs/>
         </w:rPr>
-        <w:spacing w:before="0" w:after="20" w:line="30" w:lineRule="exact"/>
       </w:pPr>
     </w:p>
     <w:p>
@@ -151,14 +157,18 @@
         <w:tc>
           <w:tcPr>
             <w:tcW w:w="10790" w:type="dxa"/>
+            <w:tcMar>
+              <w:top w:w="115" w:type="dxa"/>
+              <w:bottom w:w="115" w:type="dxa"/>
+            </w:tcMar>
           </w:tcPr>
-          <w:p xmlns:w="http://schemas.openxmlformats.org/wordprocessingml/2006/main" xmlns:w14="http://schemas.microsoft.com/office/word/2010/wordml">
-            <w:pPr>
-              <w:spacing w:before="0" w:after="0" w:line="190" w:lineRule="auto"/>
+          <w:p>
+            <w:pPr>
               <w:numPr>
                 <w:ilvl w:val="0"/>
                 <w:numId w:val="4"/>
               </w:numPr>
+              <w:spacing w:line="190" w:lineRule="auto"/>
               <w:ind w:left="400" w:hanging="250"/>
               <w:rPr>
                 <w:sz w:val="17"/>
@@ -170,16 +180,16 @@
                 <w:sz w:val="17"/>
                 <w:szCs w:val="17"/>
               </w:rPr>
-              <w:t xml:space="preserve">Update Chapter 3 to include the dashboard and forecasting methods.</w:t>
-            </w:r>
-          </w:p>
-          <w:p xmlns:w="http://schemas.openxmlformats.org/wordprocessingml/2006/main" xmlns:w14="http://schemas.microsoft.com/office/word/2010/wordml">
-            <w:pPr>
-              <w:spacing w:before="0" w:after="0" w:line="190" w:lineRule="auto"/>
+              <w:t>Update Chapter 3 to include the dashboard and forecasting methods.</w:t>
+            </w:r>
+          </w:p>
+          <w:p>
+            <w:pPr>
               <w:numPr>
                 <w:ilvl w:val="0"/>
                 <w:numId w:val="4"/>
               </w:numPr>
+              <w:spacing w:line="190" w:lineRule="auto"/>
               <w:ind w:left="400" w:hanging="250"/>
               <w:rPr>
                 <w:sz w:val="17"/>
@@ -191,7 +201,23 @@
                 <w:sz w:val="17"/>
                 <w:szCs w:val="17"/>
               </w:rPr>
-              <w:t xml:space="preserve">Design initial sketches and table structures for the dashboard and forecasting modules.</w:t>
+              <w:t xml:space="preserve">Design initial sketches and table structures for the dashboard and </w:t>
+            </w:r>
+            <w:proofErr w:type="gramStart"/>
+            <w:r>
+              <w:rPr>
+                <w:sz w:val="17"/>
+                <w:szCs w:val="17"/>
+              </w:rPr>
+              <w:t>forecasting</w:t>
+            </w:r>
+            <w:proofErr w:type="gramEnd"/>
+            <w:r>
+              <w:rPr>
+                <w:sz w:val="17"/>
+                <w:szCs w:val="17"/>
+              </w:rPr>
+              <w:t xml:space="preserve"> modules.</w:t>
             </w:r>
           </w:p>
         </w:tc>
@@ -199,20 +225,20 @@
     </w:tbl>
     <w:p>
       <w:pPr>
+        <w:spacing w:after="20" w:line="30" w:lineRule="exact"/>
         <w:rPr>
           <w:b/>
           <w:bCs/>
         </w:rPr>
-        <w:spacing w:before="0" w:after="20" w:line="30" w:lineRule="exact"/>
       </w:pPr>
     </w:p>
     <w:p>
       <w:pPr>
+        <w:spacing w:after="20" w:line="30" w:lineRule="exact"/>
         <w:rPr>
           <w:b/>
           <w:bCs/>
         </w:rPr>
-        <w:spacing w:before="0" w:after="20" w:line="30" w:lineRule="exact"/>
       </w:pPr>
     </w:p>
     <w:tbl>
@@ -239,6 +265,10 @@
         <w:tc>
           <w:tcPr>
             <w:tcW w:w="5395" w:type="dxa"/>
+            <w:tcMar>
+              <w:top w:w="115" w:type="dxa"/>
+              <w:bottom w:w="115" w:type="dxa"/>
+            </w:tcMar>
           </w:tcPr>
           <w:p>
             <w:pPr>
@@ -246,12 +276,16 @@
               <w:rPr>
                 <w:b/>
                 <w:bCs/>
-              </w:rPr>
-            </w:pPr>
-            <w:r>
-              <w:rPr>
-                <w:b/>
-                <w:bCs/>
+                <w:sz w:val="22"/>
+                <w:szCs w:val="22"/>
+              </w:rPr>
+            </w:pPr>
+            <w:r>
+              <w:rPr>
+                <w:b/>
+                <w:bCs/>
+                <w:sz w:val="22"/>
+                <w:szCs w:val="22"/>
               </w:rPr>
               <w:t>Specific Tasks</w:t>
             </w:r>
@@ -260,6 +294,10 @@
         <w:tc>
           <w:tcPr>
             <w:tcW w:w="5395" w:type="dxa"/>
+            <w:tcMar>
+              <w:top w:w="115" w:type="dxa"/>
+              <w:bottom w:w="115" w:type="dxa"/>
+            </w:tcMar>
           </w:tcPr>
           <w:p>
             <w:pPr>
@@ -267,608 +305,688 @@
               <w:rPr>
                 <w:b/>
                 <w:bCs/>
-              </w:rPr>
-            </w:pPr>
-            <w:r>
-              <w:rPr>
-                <w:b/>
-                <w:bCs/>
+                <w:sz w:val="22"/>
+                <w:szCs w:val="22"/>
+              </w:rPr>
+            </w:pPr>
+            <w:r>
+              <w:rPr>
+                <w:b/>
+                <w:bCs/>
+                <w:sz w:val="22"/>
+                <w:szCs w:val="22"/>
               </w:rPr>
               <w:t>Specific Accomplishments</w:t>
             </w:r>
           </w:p>
         </w:tc>
       </w:tr>
-      <w:tr xmlns:w="http://schemas.openxmlformats.org/wordprocessingml/2006/main" xmlns:w14="http://schemas.microsoft.com/office/word/2010/wordml">
+      <w:tr>
         <w:trPr>
-          <w:cantSplit w:val="1"/>
-          <w:trHeight w:hRule="atLeast" w:val="360"/>
-          <w:tblHeader w:val="0"/>
+          <w:trHeight w:val="360"/>
         </w:trPr>
         <w:tc>
           <w:tcPr>
             <w:tcW w:w="5395" w:type="dxa"/>
+            <w:tcMar>
+              <w:top w:w="115" w:type="dxa"/>
+              <w:bottom w:w="115" w:type="dxa"/>
+            </w:tcMar>
           </w:tcPr>
           <w:p>
             <w:pPr>
-              <w:spacing w:before="0" w:after="0" w:line="190" w:lineRule="auto"/>
-              <w:rPr>
-                <w:b/>
-                <w:bCs/>
-                <w:sz w:val="16"/>
-                <w:szCs w:val="16"/>
-              </w:rPr>
-            </w:pPr>
-            <w:r>
-              <w:rPr>
-                <w:b/>
-                <w:bCs/>
-                <w:sz w:val="16"/>
-                <w:szCs w:val="16"/>
+              <w:spacing w:line="190" w:lineRule="auto"/>
+              <w:rPr>
+                <w:b/>
+                <w:bCs/>
+                <w:sz w:val="22"/>
+                <w:szCs w:val="22"/>
+              </w:rPr>
+            </w:pPr>
+            <w:r>
+              <w:rPr>
+                <w:b/>
+                <w:bCs/>
+                <w:sz w:val="22"/>
+                <w:szCs w:val="22"/>
               </w:rPr>
               <w:t>Member 1 (Cunan, Christian M.)</w:t>
             </w:r>
           </w:p>
           <w:p>
             <w:pPr>
-              <w:spacing w:before="0" w:after="0" w:line="190" w:lineRule="auto"/>
               <w:numPr>
                 <w:ilvl w:val="0"/>
                 <w:numId w:val="5"/>
               </w:numPr>
+              <w:spacing w:line="190" w:lineRule="auto"/>
               <w:ind w:left="400" w:hanging="250"/>
               <w:rPr>
-                <w:sz w:val="15"/>
-                <w:szCs w:val="15"/>
-              </w:rPr>
-            </w:pPr>
-            <w:r>
-              <w:rPr>
-                <w:sz w:val="15"/>
-                <w:szCs w:val="15"/>
-              </w:rPr>
-              <w:t xml:space="preserve">Draft table structures in MySQL for storing daily sales summaries and forecast records.</w:t>
+                <w:sz w:val="22"/>
+                <w:szCs w:val="22"/>
+              </w:rPr>
+            </w:pPr>
+            <w:r>
+              <w:rPr>
+                <w:sz w:val="22"/>
+                <w:szCs w:val="22"/>
+              </w:rPr>
+              <w:t>Draft table structures in MySQL for storing daily sales summaries and forecast records.</w:t>
             </w:r>
           </w:p>
         </w:tc>
         <w:tc>
           <w:tcPr>
             <w:tcW w:w="5395" w:type="dxa"/>
+            <w:tcMar>
+              <w:top w:w="115" w:type="dxa"/>
+              <w:bottom w:w="115" w:type="dxa"/>
+            </w:tcMar>
           </w:tcPr>
           <w:p>
             <w:pPr>
-              <w:spacing w:before="0" w:after="0" w:line="190" w:lineRule="auto"/>
-              <w:rPr>
-                <w:b/>
-                <w:bCs/>
-                <w:sz w:val="16"/>
-                <w:szCs w:val="16"/>
-              </w:rPr>
-            </w:pPr>
-            <w:r>
-              <w:rPr>
-                <w:b/>
-                <w:bCs/>
-                <w:sz w:val="16"/>
-                <w:szCs w:val="16"/>
+              <w:spacing w:line="190" w:lineRule="auto"/>
+              <w:rPr>
+                <w:b/>
+                <w:bCs/>
+                <w:sz w:val="22"/>
+                <w:szCs w:val="22"/>
+              </w:rPr>
+            </w:pPr>
+            <w:r>
+              <w:rPr>
+                <w:b/>
+                <w:bCs/>
+                <w:sz w:val="22"/>
+                <w:szCs w:val="22"/>
               </w:rPr>
               <w:t>Member 1 (Cunan, Christian M.)</w:t>
             </w:r>
           </w:p>
           <w:p>
             <w:pPr>
-              <w:spacing w:before="0" w:after="0" w:line="190" w:lineRule="auto"/>
               <w:numPr>
                 <w:ilvl w:val="0"/>
                 <w:numId w:val="2"/>
               </w:numPr>
+              <w:spacing w:line="190" w:lineRule="auto"/>
               <w:ind w:left="400" w:hanging="250"/>
               <w:rPr>
-                <w:sz w:val="15"/>
-                <w:szCs w:val="15"/>
-              </w:rPr>
-            </w:pPr>
-            <w:r>
-              <w:rPr>
-                <w:sz w:val="15"/>
-                <w:szCs w:val="15"/>
-              </w:rPr>
-              <w:t xml:space="preserve">Drafted new database tables to store sales summaries and forecast outputs.</w:t>
+                <w:sz w:val="22"/>
+                <w:szCs w:val="22"/>
+              </w:rPr>
+            </w:pPr>
+            <w:r>
+              <w:rPr>
+                <w:sz w:val="22"/>
+                <w:szCs w:val="22"/>
+              </w:rPr>
+              <w:t>Drafted new database tables to store sales summaries and forecast outputs.</w:t>
             </w:r>
           </w:p>
         </w:tc>
       </w:tr>
-      <w:tr xmlns:w="http://schemas.openxmlformats.org/wordprocessingml/2006/main" xmlns:w14="http://schemas.microsoft.com/office/word/2010/wordml">
+      <w:tr>
         <w:trPr>
-          <w:cantSplit w:val="1"/>
-          <w:trHeight w:hRule="atLeast" w:val="360"/>
-          <w:tblHeader w:val="0"/>
+          <w:trHeight w:val="360"/>
         </w:trPr>
         <w:tc>
           <w:tcPr>
             <w:tcW w:w="5395" w:type="dxa"/>
+            <w:tcMar>
+              <w:top w:w="115" w:type="dxa"/>
+              <w:bottom w:w="115" w:type="dxa"/>
+            </w:tcMar>
           </w:tcPr>
           <w:p>
             <w:pPr>
-              <w:spacing w:before="0" w:after="0" w:line="190" w:lineRule="auto"/>
-              <w:rPr>
-                <w:b/>
-                <w:bCs/>
-                <w:sz w:val="16"/>
-                <w:szCs w:val="16"/>
-              </w:rPr>
-            </w:pPr>
-            <w:r>
-              <w:rPr>
-                <w:b/>
-                <w:bCs/>
-                <w:sz w:val="16"/>
-                <w:szCs w:val="16"/>
+              <w:spacing w:line="190" w:lineRule="auto"/>
+              <w:rPr>
+                <w:b/>
+                <w:bCs/>
+                <w:sz w:val="22"/>
+                <w:szCs w:val="22"/>
+              </w:rPr>
+            </w:pPr>
+            <w:r>
+              <w:rPr>
+                <w:b/>
+                <w:bCs/>
+                <w:sz w:val="22"/>
+                <w:szCs w:val="22"/>
               </w:rPr>
               <w:t>Member 2 (Basco, Clark Justine T.)</w:t>
             </w:r>
           </w:p>
           <w:p>
             <w:pPr>
-              <w:spacing w:before="0" w:after="0" w:line="190" w:lineRule="auto"/>
               <w:numPr>
                 <w:ilvl w:val="0"/>
                 <w:numId w:val="5"/>
               </w:numPr>
+              <w:spacing w:line="190" w:lineRule="auto"/>
               <w:ind w:left="400" w:hanging="250"/>
               <w:rPr>
-                <w:sz w:val="15"/>
-                <w:szCs w:val="15"/>
-              </w:rPr>
-            </w:pPr>
-            <w:r>
-              <w:rPr>
-                <w:sz w:val="15"/>
-                <w:szCs w:val="15"/>
-              </w:rPr>
-              <w:t xml:space="preserve">Update Chapter 3 to describe the business intelligence dashboard and forecasting module.</w:t>
+                <w:sz w:val="22"/>
+                <w:szCs w:val="22"/>
+              </w:rPr>
+            </w:pPr>
+            <w:r>
+              <w:rPr>
+                <w:sz w:val="22"/>
+                <w:szCs w:val="22"/>
+              </w:rPr>
+              <w:t>Update Chapter 3 to describe the business intelligence dashboard and forecasting module.</w:t>
             </w:r>
           </w:p>
         </w:tc>
         <w:tc>
           <w:tcPr>
             <w:tcW w:w="5395" w:type="dxa"/>
+            <w:tcMar>
+              <w:top w:w="115" w:type="dxa"/>
+              <w:bottom w:w="115" w:type="dxa"/>
+            </w:tcMar>
           </w:tcPr>
           <w:p>
             <w:pPr>
-              <w:spacing w:before="0" w:after="0" w:line="190" w:lineRule="auto"/>
-              <w:rPr>
-                <w:b/>
-                <w:bCs/>
-                <w:sz w:val="16"/>
-                <w:szCs w:val="16"/>
-              </w:rPr>
-            </w:pPr>
-            <w:r>
-              <w:rPr>
-                <w:b/>
-                <w:bCs/>
-                <w:sz w:val="16"/>
-                <w:szCs w:val="16"/>
+              <w:spacing w:line="190" w:lineRule="auto"/>
+              <w:rPr>
+                <w:b/>
+                <w:bCs/>
+                <w:sz w:val="22"/>
+                <w:szCs w:val="22"/>
+              </w:rPr>
+            </w:pPr>
+            <w:r>
+              <w:rPr>
+                <w:b/>
+                <w:bCs/>
+                <w:sz w:val="22"/>
+                <w:szCs w:val="22"/>
               </w:rPr>
               <w:t>Member 2 (Basco, Clark Justine T.)</w:t>
             </w:r>
           </w:p>
           <w:p>
             <w:pPr>
-              <w:spacing w:before="0" w:after="0" w:line="190" w:lineRule="auto"/>
               <w:numPr>
                 <w:ilvl w:val="0"/>
                 <w:numId w:val="2"/>
               </w:numPr>
+              <w:spacing w:line="190" w:lineRule="auto"/>
               <w:ind w:left="400" w:hanging="250"/>
               <w:rPr>
-                <w:sz w:val="15"/>
-                <w:szCs w:val="15"/>
-              </w:rPr>
-            </w:pPr>
-            <w:r>
-              <w:rPr>
-                <w:sz w:val="15"/>
-                <w:szCs w:val="15"/>
-              </w:rPr>
-              <w:t xml:space="preserve">Added descriptions of the dashboard and forecasting modules in Chapter 3.</w:t>
+                <w:sz w:val="22"/>
+                <w:szCs w:val="22"/>
+              </w:rPr>
+            </w:pPr>
+            <w:r>
+              <w:rPr>
+                <w:sz w:val="22"/>
+                <w:szCs w:val="22"/>
+              </w:rPr>
+              <w:t>Added descriptions of the dashboard and forecasting modules in Chapter 3.</w:t>
             </w:r>
           </w:p>
         </w:tc>
       </w:tr>
-      <w:tr xmlns:w="http://schemas.openxmlformats.org/wordprocessingml/2006/main" xmlns:w14="http://schemas.microsoft.com/office/word/2010/wordml">
+      <w:tr>
         <w:trPr>
-          <w:cantSplit w:val="1"/>
-          <w:trHeight w:hRule="atLeast" w:val="360"/>
-          <w:tblHeader w:val="0"/>
+          <w:trHeight w:val="360"/>
         </w:trPr>
         <w:tc>
           <w:tcPr>
             <w:tcW w:w="5395" w:type="dxa"/>
+            <w:tcMar>
+              <w:top w:w="115" w:type="dxa"/>
+              <w:bottom w:w="115" w:type="dxa"/>
+            </w:tcMar>
           </w:tcPr>
           <w:p>
             <w:pPr>
-              <w:spacing w:before="0" w:after="0" w:line="190" w:lineRule="auto"/>
-              <w:rPr>
-                <w:b/>
-                <w:bCs/>
-                <w:sz w:val="16"/>
-                <w:szCs w:val="16"/>
-              </w:rPr>
-            </w:pPr>
-            <w:r>
-              <w:rPr>
-                <w:b/>
-                <w:bCs/>
-                <w:sz w:val="16"/>
-                <w:szCs w:val="16"/>
-              </w:rPr>
-              <w:t>Member 3 (Dalusong, Harold P.)</w:t>
-            </w:r>
-          </w:p>
-          <w:p>
-            <w:pPr>
-              <w:spacing w:before="0" w:after="0" w:line="190" w:lineRule="auto"/>
+              <w:spacing w:line="190" w:lineRule="auto"/>
+              <w:rPr>
+                <w:b/>
+                <w:bCs/>
+                <w:sz w:val="22"/>
+                <w:szCs w:val="22"/>
+              </w:rPr>
+            </w:pPr>
+            <w:r>
+              <w:rPr>
+                <w:b/>
+                <w:bCs/>
+                <w:sz w:val="22"/>
+                <w:szCs w:val="22"/>
+              </w:rPr>
+              <w:t>Member 3 (</w:t>
+            </w:r>
+            <w:proofErr w:type="spellStart"/>
+            <w:r>
+              <w:rPr>
+                <w:b/>
+                <w:bCs/>
+                <w:sz w:val="22"/>
+                <w:szCs w:val="22"/>
+              </w:rPr>
+              <w:t>Dalusong</w:t>
+            </w:r>
+            <w:proofErr w:type="spellEnd"/>
+            <w:r>
+              <w:rPr>
+                <w:b/>
+                <w:bCs/>
+                <w:sz w:val="22"/>
+                <w:szCs w:val="22"/>
+              </w:rPr>
+              <w:t>, Harold P.)</w:t>
+            </w:r>
+          </w:p>
+          <w:p>
+            <w:pPr>
               <w:numPr>
                 <w:ilvl w:val="0"/>
                 <w:numId w:val="1"/>
               </w:numPr>
+              <w:spacing w:line="190" w:lineRule="auto"/>
               <w:ind w:left="400" w:hanging="250"/>
               <w:rPr>
-                <w:sz w:val="15"/>
-                <w:szCs w:val="15"/>
-              </w:rPr>
-            </w:pPr>
-            <w:r>
-              <w:rPr>
-                <w:sz w:val="15"/>
-                <w:szCs w:val="15"/>
-              </w:rPr>
-              <w:t xml:space="preserve">No assigned tasks</w:t>
+                <w:sz w:val="22"/>
+                <w:szCs w:val="22"/>
+              </w:rPr>
+            </w:pPr>
+            <w:r>
+              <w:rPr>
+                <w:sz w:val="22"/>
+                <w:szCs w:val="22"/>
+              </w:rPr>
+              <w:t>No assigned tasks</w:t>
             </w:r>
           </w:p>
         </w:tc>
         <w:tc>
           <w:tcPr>
             <w:tcW w:w="5395" w:type="dxa"/>
+            <w:tcMar>
+              <w:top w:w="115" w:type="dxa"/>
+              <w:bottom w:w="115" w:type="dxa"/>
+            </w:tcMar>
           </w:tcPr>
           <w:p>
             <w:pPr>
-              <w:spacing w:before="0" w:after="0" w:line="190" w:lineRule="auto"/>
-              <w:rPr>
-                <w:b/>
-                <w:bCs/>
-                <w:sz w:val="16"/>
-                <w:szCs w:val="16"/>
-              </w:rPr>
-            </w:pPr>
-            <w:r>
-              <w:rPr>
-                <w:b/>
-                <w:bCs/>
-                <w:sz w:val="16"/>
-                <w:szCs w:val="16"/>
-              </w:rPr>
-              <w:t>Member 3 (Dalusong, Harold P.)</w:t>
-            </w:r>
-          </w:p>
-          <w:p>
-            <w:pPr>
-              <w:spacing w:before="0" w:after="0" w:line="190" w:lineRule="auto"/>
+              <w:spacing w:line="190" w:lineRule="auto"/>
+              <w:rPr>
+                <w:b/>
+                <w:bCs/>
+                <w:sz w:val="22"/>
+                <w:szCs w:val="22"/>
+              </w:rPr>
+            </w:pPr>
+            <w:r>
+              <w:rPr>
+                <w:b/>
+                <w:bCs/>
+                <w:sz w:val="22"/>
+                <w:szCs w:val="22"/>
+              </w:rPr>
+              <w:t>Member 3 (</w:t>
+            </w:r>
+            <w:proofErr w:type="spellStart"/>
+            <w:r>
+              <w:rPr>
+                <w:b/>
+                <w:bCs/>
+                <w:sz w:val="22"/>
+                <w:szCs w:val="22"/>
+              </w:rPr>
+              <w:t>Dalusong</w:t>
+            </w:r>
+            <w:proofErr w:type="spellEnd"/>
+            <w:r>
+              <w:rPr>
+                <w:b/>
+                <w:bCs/>
+                <w:sz w:val="22"/>
+                <w:szCs w:val="22"/>
+              </w:rPr>
+              <w:t>, Harold P.)</w:t>
+            </w:r>
+          </w:p>
+          <w:p>
+            <w:pPr>
               <w:numPr>
                 <w:ilvl w:val="0"/>
                 <w:numId w:val="2"/>
               </w:numPr>
+              <w:spacing w:line="190" w:lineRule="auto"/>
               <w:ind w:left="400" w:hanging="250"/>
               <w:rPr>
-                <w:sz w:val="15"/>
-                <w:szCs w:val="15"/>
-              </w:rPr>
-            </w:pPr>
-            <w:r>
-              <w:rPr>
-                <w:sz w:val="15"/>
-                <w:szCs w:val="15"/>
-              </w:rPr>
-              <w:t xml:space="preserve">No assigned tasks</w:t>
+                <w:sz w:val="22"/>
+                <w:szCs w:val="22"/>
+              </w:rPr>
+            </w:pPr>
+            <w:r>
+              <w:rPr>
+                <w:sz w:val="22"/>
+                <w:szCs w:val="22"/>
+              </w:rPr>
+              <w:t>No assigned tasks</w:t>
             </w:r>
           </w:p>
         </w:tc>
       </w:tr>
-      <w:tr xmlns:w="http://schemas.openxmlformats.org/wordprocessingml/2006/main" xmlns:w14="http://schemas.microsoft.com/office/word/2010/wordml">
+      <w:tr>
         <w:trPr>
-          <w:cantSplit w:val="1"/>
-          <w:trHeight w:hRule="atLeast" w:val="360"/>
-          <w:tblHeader w:val="0"/>
+          <w:trHeight w:val="360"/>
         </w:trPr>
         <w:tc>
           <w:tcPr>
             <w:tcW w:w="5395" w:type="dxa"/>
+            <w:tcMar>
+              <w:top w:w="115" w:type="dxa"/>
+              <w:bottom w:w="115" w:type="dxa"/>
+            </w:tcMar>
           </w:tcPr>
           <w:p>
             <w:pPr>
-              <w:spacing w:before="0" w:after="0" w:line="190" w:lineRule="auto"/>
-              <w:rPr>
-                <w:b/>
-                <w:bCs/>
-                <w:sz w:val="16"/>
-                <w:szCs w:val="16"/>
-              </w:rPr>
-            </w:pPr>
-            <w:r>
-              <w:rPr>
-                <w:b/>
-                <w:bCs/>
-                <w:sz w:val="16"/>
-                <w:szCs w:val="16"/>
+              <w:spacing w:line="190" w:lineRule="auto"/>
+              <w:rPr>
+                <w:b/>
+                <w:bCs/>
+                <w:sz w:val="22"/>
+                <w:szCs w:val="22"/>
+              </w:rPr>
+            </w:pPr>
+            <w:r>
+              <w:rPr>
+                <w:b/>
+                <w:bCs/>
+                <w:sz w:val="22"/>
+                <w:szCs w:val="22"/>
               </w:rPr>
               <w:t>Member 4 (Niguidula, Halden H.)</w:t>
             </w:r>
           </w:p>
           <w:p>
             <w:pPr>
-              <w:spacing w:before="0" w:after="0" w:line="190" w:lineRule="auto"/>
               <w:numPr>
                 <w:ilvl w:val="0"/>
                 <w:numId w:val="5"/>
               </w:numPr>
+              <w:spacing w:line="190" w:lineRule="auto"/>
               <w:ind w:left="400" w:hanging="250"/>
               <w:rPr>
-                <w:sz w:val="15"/>
-                <w:szCs w:val="15"/>
-              </w:rPr>
-            </w:pPr>
-            <w:r>
-              <w:rPr>
-                <w:sz w:val="15"/>
-                <w:szCs w:val="15"/>
-              </w:rPr>
-              <w:t xml:space="preserve">Sketch user interface wireframes for the Business Intelligence Dashboard.</w:t>
+                <w:sz w:val="22"/>
+                <w:szCs w:val="22"/>
+              </w:rPr>
+            </w:pPr>
+            <w:r>
+              <w:rPr>
+                <w:sz w:val="22"/>
+                <w:szCs w:val="22"/>
+              </w:rPr>
+              <w:t>Sketch user interface wireframes for the Business Intelligence Dashboard.</w:t>
             </w:r>
           </w:p>
         </w:tc>
         <w:tc>
           <w:tcPr>
             <w:tcW w:w="5395" w:type="dxa"/>
+            <w:tcMar>
+              <w:top w:w="115" w:type="dxa"/>
+              <w:bottom w:w="115" w:type="dxa"/>
+            </w:tcMar>
           </w:tcPr>
           <w:p>
             <w:pPr>
-              <w:spacing w:before="0" w:after="0" w:line="190" w:lineRule="auto"/>
-              <w:rPr>
-                <w:b/>
-                <w:bCs/>
-                <w:sz w:val="16"/>
-                <w:szCs w:val="16"/>
-              </w:rPr>
-            </w:pPr>
-            <w:r>
-              <w:rPr>
-                <w:b/>
-                <w:bCs/>
-                <w:sz w:val="16"/>
-                <w:szCs w:val="16"/>
+              <w:spacing w:line="190" w:lineRule="auto"/>
+              <w:rPr>
+                <w:b/>
+                <w:bCs/>
+                <w:sz w:val="22"/>
+                <w:szCs w:val="22"/>
+              </w:rPr>
+            </w:pPr>
+            <w:r>
+              <w:rPr>
+                <w:b/>
+                <w:bCs/>
+                <w:sz w:val="22"/>
+                <w:szCs w:val="22"/>
               </w:rPr>
               <w:t>Member 4 (Niguidula, Halden H.)</w:t>
             </w:r>
           </w:p>
           <w:p>
             <w:pPr>
-              <w:spacing w:before="0" w:after="0" w:line="190" w:lineRule="auto"/>
               <w:numPr>
                 <w:ilvl w:val="0"/>
                 <w:numId w:val="2"/>
               </w:numPr>
+              <w:spacing w:line="190" w:lineRule="auto"/>
               <w:ind w:left="400" w:hanging="250"/>
               <w:rPr>
-                <w:sz w:val="15"/>
-                <w:szCs w:val="15"/>
-              </w:rPr>
-            </w:pPr>
-            <w:r>
-              <w:rPr>
-                <w:sz w:val="15"/>
-                <w:szCs w:val="15"/>
-              </w:rPr>
-              <w:t xml:space="preserve">Created layout sketches for the dashboard cards and sales charts.</w:t>
+                <w:sz w:val="22"/>
+                <w:szCs w:val="22"/>
+              </w:rPr>
+            </w:pPr>
+            <w:r>
+              <w:rPr>
+                <w:sz w:val="22"/>
+                <w:szCs w:val="22"/>
+              </w:rPr>
+              <w:t>Created layout sketches for the dashboard cards and sales charts.</w:t>
             </w:r>
           </w:p>
         </w:tc>
       </w:tr>
-      <w:tr xmlns:w="http://schemas.openxmlformats.org/wordprocessingml/2006/main" xmlns:w14="http://schemas.microsoft.com/office/word/2010/wordml">
+      <w:tr>
         <w:trPr>
-          <w:cantSplit w:val="1"/>
-          <w:trHeight w:hRule="atLeast" w:val="360"/>
-          <w:tblHeader w:val="0"/>
+          <w:trHeight w:val="360"/>
         </w:trPr>
         <w:tc>
           <w:tcPr>
             <w:tcW w:w="5395" w:type="dxa"/>
+            <w:tcMar>
+              <w:top w:w="115" w:type="dxa"/>
+              <w:bottom w:w="115" w:type="dxa"/>
+            </w:tcMar>
           </w:tcPr>
           <w:p>
             <w:pPr>
-              <w:spacing w:before="0" w:after="0" w:line="190" w:lineRule="auto"/>
-              <w:rPr>
-                <w:b/>
-                <w:bCs/>
-                <w:sz w:val="16"/>
-                <w:szCs w:val="16"/>
-              </w:rPr>
-            </w:pPr>
-            <w:r>
-              <w:rPr>
-                <w:b/>
-                <w:bCs/>
-                <w:sz w:val="16"/>
-                <w:szCs w:val="16"/>
+              <w:spacing w:line="190" w:lineRule="auto"/>
+              <w:rPr>
+                <w:b/>
+                <w:bCs/>
+                <w:sz w:val="22"/>
+                <w:szCs w:val="22"/>
+              </w:rPr>
+            </w:pPr>
+            <w:r>
+              <w:rPr>
+                <w:b/>
+                <w:bCs/>
+                <w:sz w:val="22"/>
+                <w:szCs w:val="22"/>
               </w:rPr>
               <w:t>Member 5 (Pineda, Adrian Jury C.)</w:t>
             </w:r>
           </w:p>
           <w:p>
             <w:pPr>
-              <w:spacing w:before="0" w:after="0" w:line="190" w:lineRule="auto"/>
               <w:numPr>
                 <w:ilvl w:val="0"/>
                 <w:numId w:val="5"/>
               </w:numPr>
+              <w:spacing w:line="190" w:lineRule="auto"/>
               <w:ind w:left="400" w:hanging="250"/>
               <w:rPr>
-                <w:sz w:val="15"/>
-                <w:szCs w:val="15"/>
-              </w:rPr>
-            </w:pPr>
-            <w:r>
-              <w:rPr>
-                <w:sz w:val="15"/>
-                <w:szCs w:val="15"/>
-              </w:rPr>
-              <w:t xml:space="preserve">Update the Data Flow Diagrams (DFD) in Chapter 3 to include sales forecasting.</w:t>
+                <w:sz w:val="22"/>
+                <w:szCs w:val="22"/>
+              </w:rPr>
+            </w:pPr>
+            <w:r>
+              <w:rPr>
+                <w:sz w:val="22"/>
+                <w:szCs w:val="22"/>
+              </w:rPr>
+              <w:t>Update the Data Flow Diagrams (DFD) in Chapter 3 to include sales forecasting.</w:t>
             </w:r>
           </w:p>
         </w:tc>
         <w:tc>
           <w:tcPr>
             <w:tcW w:w="5395" w:type="dxa"/>
+            <w:tcMar>
+              <w:top w:w="115" w:type="dxa"/>
+              <w:bottom w:w="115" w:type="dxa"/>
+            </w:tcMar>
           </w:tcPr>
           <w:p>
             <w:pPr>
-              <w:spacing w:before="0" w:after="0" w:line="190" w:lineRule="auto"/>
-              <w:rPr>
-                <w:b/>
-                <w:bCs/>
-                <w:sz w:val="16"/>
-                <w:szCs w:val="16"/>
-              </w:rPr>
-            </w:pPr>
-            <w:r>
-              <w:rPr>
-                <w:b/>
-                <w:bCs/>
-                <w:sz w:val="16"/>
-                <w:szCs w:val="16"/>
+              <w:spacing w:line="190" w:lineRule="auto"/>
+              <w:rPr>
+                <w:b/>
+                <w:bCs/>
+                <w:sz w:val="22"/>
+                <w:szCs w:val="22"/>
+              </w:rPr>
+            </w:pPr>
+            <w:r>
+              <w:rPr>
+                <w:b/>
+                <w:bCs/>
+                <w:sz w:val="22"/>
+                <w:szCs w:val="22"/>
               </w:rPr>
               <w:t>Member 5 (Pineda, Adrian Jury C.)</w:t>
             </w:r>
           </w:p>
           <w:p>
             <w:pPr>
-              <w:spacing w:before="0" w:after="0" w:line="190" w:lineRule="auto"/>
               <w:numPr>
                 <w:ilvl w:val="0"/>
                 <w:numId w:val="2"/>
               </w:numPr>
+              <w:spacing w:line="190" w:lineRule="auto"/>
               <w:ind w:left="400" w:hanging="250"/>
               <w:rPr>
-                <w:sz w:val="15"/>
-                <w:szCs w:val="15"/>
-              </w:rPr>
-            </w:pPr>
-            <w:r>
-              <w:rPr>
-                <w:sz w:val="15"/>
-                <w:szCs w:val="15"/>
-              </w:rPr>
-              <w:t xml:space="preserve">Updated the DFD Level 0 and Level 1 to show the forecasting process.</w:t>
+                <w:sz w:val="22"/>
+                <w:szCs w:val="22"/>
+              </w:rPr>
+            </w:pPr>
+            <w:r>
+              <w:rPr>
+                <w:sz w:val="22"/>
+                <w:szCs w:val="22"/>
+              </w:rPr>
+              <w:t>Updated the DFD Level 0 and Level 1 to show the forecasting process.</w:t>
             </w:r>
           </w:p>
         </w:tc>
       </w:tr>
-      <w:tr xmlns:w="http://schemas.openxmlformats.org/wordprocessingml/2006/main" xmlns:w14="http://schemas.microsoft.com/office/word/2010/wordml">
+      <w:tr>
         <w:trPr>
-          <w:cantSplit w:val="1"/>
-          <w:trHeight w:hRule="atLeast" w:val="360"/>
-          <w:tblHeader w:val="0"/>
+          <w:trHeight w:val="360"/>
         </w:trPr>
         <w:tc>
           <w:tcPr>
             <w:tcW w:w="5395" w:type="dxa"/>
+            <w:tcMar>
+              <w:top w:w="115" w:type="dxa"/>
+              <w:bottom w:w="115" w:type="dxa"/>
+            </w:tcMar>
           </w:tcPr>
           <w:p>
             <w:pPr>
-              <w:spacing w:before="0" w:after="0" w:line="190" w:lineRule="auto"/>
-              <w:rPr>
-                <w:b/>
-                <w:bCs/>
-                <w:sz w:val="16"/>
-                <w:szCs w:val="16"/>
-              </w:rPr>
-            </w:pPr>
-            <w:r>
-              <w:rPr>
-                <w:b/>
-                <w:bCs/>
-                <w:sz w:val="16"/>
-                <w:szCs w:val="16"/>
+              <w:spacing w:line="190" w:lineRule="auto"/>
+              <w:rPr>
+                <w:b/>
+                <w:bCs/>
+                <w:sz w:val="22"/>
+                <w:szCs w:val="22"/>
+              </w:rPr>
+            </w:pPr>
+            <w:r>
+              <w:rPr>
+                <w:b/>
+                <w:bCs/>
+                <w:sz w:val="22"/>
+                <w:szCs w:val="22"/>
               </w:rPr>
               <w:t>Member 6 (Pineda, Fredrick Matthew)</w:t>
             </w:r>
           </w:p>
           <w:p>
             <w:pPr>
-              <w:spacing w:before="0" w:after="0" w:line="190" w:lineRule="auto"/>
               <w:numPr>
                 <w:ilvl w:val="0"/>
                 <w:numId w:val="5"/>
               </w:numPr>
+              <w:spacing w:line="190" w:lineRule="auto"/>
               <w:ind w:left="400" w:hanging="250"/>
               <w:rPr>
-                <w:sz w:val="15"/>
-                <w:szCs w:val="15"/>
-              </w:rPr>
-            </w:pPr>
-            <w:r>
-              <w:rPr>
-                <w:sz w:val="15"/>
-                <w:szCs w:val="15"/>
-              </w:rPr>
-              <w:t xml:space="preserve">Proofread the updated sections in Chapter 3 for spelling and grammar.</w:t>
+                <w:sz w:val="22"/>
+                <w:szCs w:val="22"/>
+              </w:rPr>
+            </w:pPr>
+            <w:r>
+              <w:rPr>
+                <w:sz w:val="22"/>
+                <w:szCs w:val="22"/>
+              </w:rPr>
+              <w:t>Proofread the updated sections in Chapter 3 for spelling and grammar.</w:t>
             </w:r>
           </w:p>
         </w:tc>
         <w:tc>
           <w:tcPr>
             <w:tcW w:w="5395" w:type="dxa"/>
+            <w:tcMar>
+              <w:top w:w="115" w:type="dxa"/>
+              <w:bottom w:w="115" w:type="dxa"/>
+            </w:tcMar>
           </w:tcPr>
           <w:p>
             <w:pPr>
-              <w:spacing w:before="0" w:after="0" w:line="190" w:lineRule="auto"/>
-              <w:rPr>
-                <w:b/>
-                <w:bCs/>
-                <w:sz w:val="16"/>
-                <w:szCs w:val="16"/>
-              </w:rPr>
-            </w:pPr>
-            <w:r>
-              <w:rPr>
-                <w:b/>
-                <w:bCs/>
-                <w:sz w:val="16"/>
-                <w:szCs w:val="16"/>
+              <w:spacing w:line="190" w:lineRule="auto"/>
+              <w:rPr>
+                <w:b/>
+                <w:bCs/>
+                <w:sz w:val="22"/>
+                <w:szCs w:val="22"/>
+              </w:rPr>
+            </w:pPr>
+            <w:r>
+              <w:rPr>
+                <w:b/>
+                <w:bCs/>
+                <w:sz w:val="22"/>
+                <w:szCs w:val="22"/>
               </w:rPr>
               <w:t>Member 6 (Pineda, Fredrick Matthew)</w:t>
             </w:r>
           </w:p>
           <w:p>
             <w:pPr>
-              <w:spacing w:before="0" w:after="0" w:line="190" w:lineRule="auto"/>
               <w:numPr>
                 <w:ilvl w:val="0"/>
                 <w:numId w:val="2"/>
               </w:numPr>
+              <w:spacing w:line="190" w:lineRule="auto"/>
               <w:ind w:left="400" w:hanging="250"/>
               <w:rPr>
-                <w:sz w:val="15"/>
-                <w:szCs w:val="15"/>
-              </w:rPr>
-            </w:pPr>
-            <w:r>
-              <w:rPr>
-                <w:sz w:val="15"/>
-                <w:szCs w:val="15"/>
-              </w:rPr>
-              <w:t xml:space="preserve">Proofread the revised parts of Chapter 3 and noted corrections.</w:t>
+                <w:sz w:val="22"/>
+                <w:szCs w:val="22"/>
+              </w:rPr>
+            </w:pPr>
+            <w:r>
+              <w:rPr>
+                <w:sz w:val="22"/>
+                <w:szCs w:val="22"/>
+              </w:rPr>
+              <w:t>Proofread the revised parts of Chapter 3 and noted corrections.</w:t>
             </w:r>
           </w:p>
         </w:tc>
@@ -876,29 +994,29 @@
     </w:tbl>
     <w:p>
       <w:pPr>
+        <w:spacing w:after="20" w:line="30" w:lineRule="exact"/>
         <w:rPr>
           <w:b/>
           <w:bCs/>
         </w:rPr>
-        <w:spacing w:before="0" w:after="20" w:line="30" w:lineRule="exact"/>
       </w:pPr>
     </w:p>
     <w:p>
       <w:pPr>
+        <w:spacing w:after="20" w:line="30" w:lineRule="exact"/>
         <w:rPr>
           <w:b/>
           <w:bCs/>
         </w:rPr>
-        <w:spacing w:before="0" w:after="20" w:line="30" w:lineRule="exact"/>
       </w:pPr>
     </w:p>
     <w:p>
       <w:pPr>
+        <w:spacing w:after="20" w:line="30" w:lineRule="exact"/>
         <w:rPr>
           <w:b/>
           <w:bCs/>
         </w:rPr>
-        <w:spacing w:before="0" w:after="20" w:line="30" w:lineRule="exact"/>
       </w:pPr>
     </w:p>
     <w:tbl>
@@ -1035,7 +1153,21 @@
                     <w:rPr>
                       <w:sz w:val="16"/>
                     </w:rPr>
-                    <w:t xml:space="preserve">Harold P. Dalusung </w:t>
+                    <w:t xml:space="preserve">Harold P. </w:t>
+                  </w:r>
+                  <w:proofErr w:type="spellStart"/>
+                  <w:r>
+                    <w:rPr>
+                      <w:sz w:val="16"/>
+                    </w:rPr>
+                    <w:t>Dalusung</w:t>
+                  </w:r>
+                  <w:proofErr w:type="spellEnd"/>
+                  <w:r>
+                    <w:rPr>
+                      <w:sz w:val="16"/>
+                    </w:rPr>
+                    <w:t xml:space="preserve"> </w:t>
                   </w:r>
                 </w:p>
               </w:tc>
@@ -1078,9 +1210,9 @@
                 </w:p>
               </w:tc>
             </w:tr>
-            <w:tr xmlns:w="http://schemas.openxmlformats.org/wordprocessingml/2006/main" xmlns:w14="http://schemas.microsoft.com/office/word/2010/wordml">
+            <w:tr>
               <w:trPr>
-                <w:cantSplit w:val="1"/>
+                <w:cantSplit/>
                 <w:trHeight w:val="240"/>
                 <w:jc w:val="center"/>
               </w:trPr>
@@ -1090,8 +1222,7 @@
                 </w:tcPr>
                 <w:p>
                   <w:pPr>
-                    <w:spacing w:before="0" w:after="0" w:line="180" w:lineRule="auto"/>
-                    <w:jc w:val="center"/>
+                    <w:spacing w:line="180" w:lineRule="auto"/>
                   </w:pPr>
                   <w:r>
                     <w:rPr>
@@ -1152,8 +1283,17 @@
                 <w:b/>
                 <w:bCs/>
               </w:rPr>
-              <w:t xml:space="preserve">                          Mark Gil Q. Superio</w:t>
-            </w:r>
+              <w:t xml:space="preserve">                          Mark Gil Q. </w:t>
+            </w:r>
+            <w:proofErr w:type="spellStart"/>
+            <w:r>
+              <w:rPr>
+                <w:b/>
+                <w:bCs/>
+              </w:rPr>
+              <w:t>Superio</w:t>
+            </w:r>
+            <w:proofErr w:type="spellEnd"/>
           </w:p>
           <w:p>
             <w:pPr>
@@ -1212,7 +1352,7 @@
                     </wp:anchor>
                   </w:drawing>
                 </mc:Choice>
-                <mc:Fallback xmlns:cr="http://schemas.microsoft.com/office/comments/2020/reactions" xmlns="http://schemas.microsoft.com/office/tasks/2019/documenttasks" xmlns:dgm="http://schemas.openxmlformats.org/drawingml/2006/diagram" xmlns:lc="http://schemas.openxmlformats.org/drawingml/2006/lockedCanvas" xmlns:c="http://schemas.openxmlformats.org/drawingml/2006/chart" xmlns:pic="http://schemas.openxmlformats.org/drawingml/2006/picture" xmlns:a="http://schemas.openxmlformats.org/drawingml/2006/main" xmlns:sl="http://schemas.openxmlformats.org/schemaLibrary/2006/main">
+                <mc:Fallback xmlns:sl="http://schemas.openxmlformats.org/schemaLibrary/2006/main" xmlns:a="http://schemas.openxmlformats.org/drawingml/2006/main" xmlns:pic="http://schemas.openxmlformats.org/drawingml/2006/picture" xmlns:c="http://schemas.openxmlformats.org/drawingml/2006/chart" xmlns:lc="http://schemas.openxmlformats.org/drawingml/2006/lockedCanvas" xmlns:dgm="http://schemas.openxmlformats.org/drawingml/2006/diagram" xmlns="http://schemas.microsoft.com/office/tasks/2019/documenttasks" xmlns:cr="http://schemas.microsoft.com/office/comments/2020/reactions">
                   <w:drawing>
                     <wp:anchor allowOverlap="1" behindDoc="0" distB="0" distT="0" distL="114300" distR="114300" hidden="0" layoutInCell="1" locked="0" relativeHeight="0" simplePos="0">
                       <wp:simplePos x="0" y="0"/>
@@ -1329,11 +1469,11 @@
     </w:tbl>
     <w:p>
       <w:pPr>
+        <w:spacing w:after="20" w:line="30" w:lineRule="exact"/>
         <w:rPr>
           <w:b/>
           <w:bCs/>
         </w:rPr>
-        <w:spacing w:before="0" w:after="20" w:line="30" w:lineRule="exact"/>
       </w:pPr>
     </w:p>
     <w:sectPr>
@@ -1426,7 +1566,27 @@
         <w:sz w:val="16"/>
         <w:szCs w:val="16"/>
       </w:rPr>
-      <w:t>May 20, 2023 Rev. 01</w:t>
+      <w:t xml:space="preserve">May 20, </w:t>
+    </w:r>
+    <w:proofErr w:type="gramStart"/>
+    <w:r>
+      <w:rPr>
+        <w:rFonts w:ascii="Arial" w:eastAsia="Arial" w:hAnsi="Arial" w:cs="Arial"/>
+        <w:color w:val="000000"/>
+        <w:sz w:val="16"/>
+        <w:szCs w:val="16"/>
+      </w:rPr>
+      <w:t>2023</w:t>
+    </w:r>
+    <w:proofErr w:type="gramEnd"/>
+    <w:r>
+      <w:rPr>
+        <w:rFonts w:ascii="Arial" w:eastAsia="Arial" w:hAnsi="Arial" w:cs="Arial"/>
+        <w:color w:val="000000"/>
+        <w:sz w:val="16"/>
+        <w:szCs w:val="16"/>
+      </w:rPr>
+      <w:t xml:space="preserve"> Rev. 01</w:t>
     </w:r>
   </w:p>
   <w:p>
@@ -1569,7 +1729,7 @@
             </wp:anchor>
           </w:drawing>
         </mc:Choice>
-        <mc:Fallback xmlns:cr="http://schemas.microsoft.com/office/comments/2020/reactions" xmlns="http://schemas.microsoft.com/office/tasks/2019/documenttasks" xmlns:dgm="http://schemas.openxmlformats.org/drawingml/2006/diagram" xmlns:lc="http://schemas.openxmlformats.org/drawingml/2006/lockedCanvas" xmlns:c="http://schemas.openxmlformats.org/drawingml/2006/chart" xmlns:pic="http://schemas.openxmlformats.org/drawingml/2006/picture" xmlns:a="http://schemas.openxmlformats.org/drawingml/2006/main" xmlns:sl="http://schemas.openxmlformats.org/schemaLibrary/2006/main">
+        <mc:Fallback xmlns:sl="http://schemas.openxmlformats.org/schemaLibrary/2006/main" xmlns:a="http://schemas.openxmlformats.org/drawingml/2006/main" xmlns:pic="http://schemas.openxmlformats.org/drawingml/2006/picture" xmlns:c="http://schemas.openxmlformats.org/drawingml/2006/chart" xmlns:lc="http://schemas.openxmlformats.org/drawingml/2006/lockedCanvas" xmlns:dgm="http://schemas.openxmlformats.org/drawingml/2006/diagram" xmlns="http://schemas.microsoft.com/office/tasks/2019/documenttasks" xmlns:cr="http://schemas.microsoft.com/office/comments/2020/reactions">
           <w:drawing>
             <wp:anchor allowOverlap="1" behindDoc="0" distB="0" distT="0" distL="114300" distR="114300" hidden="0" layoutInCell="1" locked="0" relativeHeight="0" simplePos="0">
               <wp:simplePos x="0" y="0"/>
@@ -1663,7 +1823,7 @@
             </wp:anchor>
           </w:drawing>
         </mc:Choice>
-        <mc:Fallback xmlns:cr="http://schemas.microsoft.com/office/comments/2020/reactions" xmlns="http://schemas.microsoft.com/office/tasks/2019/documenttasks" xmlns:dgm="http://schemas.openxmlformats.org/drawingml/2006/diagram" xmlns:lc="http://schemas.openxmlformats.org/drawingml/2006/lockedCanvas" xmlns:c="http://schemas.openxmlformats.org/drawingml/2006/chart" xmlns:pic="http://schemas.openxmlformats.org/drawingml/2006/picture" xmlns:a="http://schemas.openxmlformats.org/drawingml/2006/main" xmlns:sl="http://schemas.openxmlformats.org/schemaLibrary/2006/main">
+        <mc:Fallback xmlns:sl="http://schemas.openxmlformats.org/schemaLibrary/2006/main" xmlns:a="http://schemas.openxmlformats.org/drawingml/2006/main" xmlns:pic="http://schemas.openxmlformats.org/drawingml/2006/picture" xmlns:c="http://schemas.openxmlformats.org/drawingml/2006/chart" xmlns:lc="http://schemas.openxmlformats.org/drawingml/2006/lockedCanvas" xmlns:dgm="http://schemas.openxmlformats.org/drawingml/2006/diagram" xmlns="http://schemas.microsoft.com/office/tasks/2019/documenttasks" xmlns:cr="http://schemas.microsoft.com/office/comments/2020/reactions">
           <w:drawing>
             <wp:anchor allowOverlap="1" behindDoc="0" distB="0" distT="0" distL="114300" distR="114300" hidden="0" layoutInCell="1" locked="0" relativeHeight="0" simplePos="0">
               <wp:simplePos x="0" y="0"/>
@@ -1757,7 +1917,7 @@
             </wp:anchor>
           </w:drawing>
         </mc:Choice>
-        <mc:Fallback xmlns:cr="http://schemas.microsoft.com/office/comments/2020/reactions" xmlns="http://schemas.microsoft.com/office/tasks/2019/documenttasks" xmlns:dgm="http://schemas.openxmlformats.org/drawingml/2006/diagram" xmlns:lc="http://schemas.openxmlformats.org/drawingml/2006/lockedCanvas" xmlns:c="http://schemas.openxmlformats.org/drawingml/2006/chart" xmlns:pic="http://schemas.openxmlformats.org/drawingml/2006/picture" xmlns:a="http://schemas.openxmlformats.org/drawingml/2006/main" xmlns:sl="http://schemas.openxmlformats.org/schemaLibrary/2006/main">
+        <mc:Fallback xmlns:sl="http://schemas.openxmlformats.org/schemaLibrary/2006/main" xmlns:a="http://schemas.openxmlformats.org/drawingml/2006/main" xmlns:pic="http://schemas.openxmlformats.org/drawingml/2006/picture" xmlns:c="http://schemas.openxmlformats.org/drawingml/2006/chart" xmlns:lc="http://schemas.openxmlformats.org/drawingml/2006/lockedCanvas" xmlns:dgm="http://schemas.openxmlformats.org/drawingml/2006/diagram" xmlns="http://schemas.microsoft.com/office/tasks/2019/documenttasks" xmlns:cr="http://schemas.microsoft.com/office/comments/2020/reactions">
           <w:drawing>
             <wp:anchor allowOverlap="1" behindDoc="0" distB="0" distT="0" distL="114300" distR="114300" hidden="0" layoutInCell="1" locked="0" relativeHeight="0" simplePos="0">
               <wp:simplePos x="0" y="0"/>
@@ -1851,7 +2011,7 @@
             </wp:anchor>
           </w:drawing>
         </mc:Choice>
-        <mc:Fallback xmlns:cr="http://schemas.microsoft.com/office/comments/2020/reactions" xmlns="http://schemas.microsoft.com/office/tasks/2019/documenttasks" xmlns:dgm="http://schemas.openxmlformats.org/drawingml/2006/diagram" xmlns:lc="http://schemas.openxmlformats.org/drawingml/2006/lockedCanvas" xmlns:c="http://schemas.openxmlformats.org/drawingml/2006/chart" xmlns:pic="http://schemas.openxmlformats.org/drawingml/2006/picture" xmlns:a="http://schemas.openxmlformats.org/drawingml/2006/main" xmlns:sl="http://schemas.openxmlformats.org/schemaLibrary/2006/main">
+        <mc:Fallback xmlns:sl="http://schemas.openxmlformats.org/schemaLibrary/2006/main" xmlns:a="http://schemas.openxmlformats.org/drawingml/2006/main" xmlns:pic="http://schemas.openxmlformats.org/drawingml/2006/picture" xmlns:c="http://schemas.openxmlformats.org/drawingml/2006/chart" xmlns:lc="http://schemas.openxmlformats.org/drawingml/2006/lockedCanvas" xmlns:dgm="http://schemas.openxmlformats.org/drawingml/2006/diagram" xmlns="http://schemas.microsoft.com/office/tasks/2019/documenttasks" xmlns:cr="http://schemas.microsoft.com/office/comments/2020/reactions">
           <w:drawing>
             <wp:anchor allowOverlap="1" behindDoc="0" distB="0" distT="0" distL="114300" distR="114300" hidden="0" layoutInCell="1" locked="0" relativeHeight="0" simplePos="0">
               <wp:simplePos x="0" y="0"/>
